--- a/Screenshots Recording and Documentation/Flask-app-Documentation.docx
+++ b/Screenshots Recording and Documentation/Flask-app-Documentation.docx
@@ -35,29 +35,167 @@
         </w:rPr>
         <w:t xml:space="preserve">Repo URL: </w:t>
       </w:r>
-      <w:r>
+      <w:hyperlink r:id="rId4" w:history="1">
+        <w:r>
+          <w:rPr>
+            <w:rStyle w:val="Hyperlink"/>
+            <w:b/>
+            <w:bCs/>
+            <w:lang w:val="en-US"/>
+          </w:rPr>
+          <w:t>https://github.com/ajaykuk/flask_Practice-main</w:t>
+        </w:r>
+      </w:hyperlink>
+    </w:p>
+    <w:p>
+      <w:pPr>
         <w:rPr>
           <w:b/>
           <w:bCs/>
           <w:lang w:val="en-US"/>
         </w:rPr>
-        <w:t>https://github.com/ajaykuk/flask_Practice-main</w:t>
-      </w:r>
-    </w:p>
-    <w:p>
-      <w:pPr>
+      </w:pPr>
+      <w:r>
         <w:rPr>
           <w:b/>
           <w:bCs/>
           <w:lang w:val="en-US"/>
         </w:rPr>
-      </w:pPr>
-      <w:r>
+        <w:t xml:space="preserve">This folder in Repo </w:t>
+      </w:r>
+    </w:p>
+    <w:p>
+      <w:pPr>
         <w:rPr>
           <w:b/>
           <w:bCs/>
           <w:lang w:val="en-US"/>
         </w:rPr>
+      </w:pPr>
+      <w:r>
+        <w:rPr>
+          <w:b/>
+          <w:bCs/>
+          <w:noProof/>
+          <w:lang w:val="en-US"/>
+          <w14:ligatures w14:val="standardContextual"/>
+        </w:rPr>
+        <w:drawing>
+          <wp:inline distT="0" distB="0" distL="0" distR="0" wp14:anchorId="3C97C297" wp14:editId="14F5B472">
+            <wp:extent cx="5308600" cy="1371600"/>
+            <wp:effectExtent l="0" t="0" r="0" b="0"/>
+            <wp:docPr id="1576489093" name="Picture 19"/>
+            <wp:cNvGraphicFramePr>
+              <a:graphicFrameLocks xmlns:a="http://schemas.openxmlformats.org/drawingml/2006/main" noChangeAspect="1"/>
+            </wp:cNvGraphicFramePr>
+            <a:graphic xmlns:a="http://schemas.openxmlformats.org/drawingml/2006/main">
+              <a:graphicData uri="http://schemas.openxmlformats.org/drawingml/2006/picture">
+                <pic:pic xmlns:pic="http://schemas.openxmlformats.org/drawingml/2006/picture">
+                  <pic:nvPicPr>
+                    <pic:cNvPr id="1576489093" name="Picture 1576489093"/>
+                    <pic:cNvPicPr/>
+                  </pic:nvPicPr>
+                  <pic:blipFill>
+                    <a:blip r:embed="rId5">
+                      <a:extLst>
+                        <a:ext uri="{28A0092B-C50C-407E-A947-70E740481C1C}">
+                          <a14:useLocalDpi xmlns:a14="http://schemas.microsoft.com/office/drawing/2010/main" val="0"/>
+                        </a:ext>
+                      </a:extLst>
+                    </a:blip>
+                    <a:stretch>
+                      <a:fillRect/>
+                    </a:stretch>
+                  </pic:blipFill>
+                  <pic:spPr>
+                    <a:xfrm>
+                      <a:off x="0" y="0"/>
+                      <a:ext cx="5308600" cy="1371600"/>
+                    </a:xfrm>
+                    <a:prstGeom prst="rect">
+                      <a:avLst/>
+                    </a:prstGeom>
+                  </pic:spPr>
+                </pic:pic>
+              </a:graphicData>
+            </a:graphic>
+          </wp:inline>
+        </w:drawing>
+      </w:r>
+    </w:p>
+    <w:p>
+      <w:pPr>
+        <w:rPr>
+          <w:b/>
+          <w:bCs/>
+          <w:lang w:val="en-US"/>
+        </w:rPr>
+      </w:pPr>
+      <w:r>
+        <w:rPr>
+          <w:b/>
+          <w:bCs/>
+          <w:lang w:val="en-US"/>
+        </w:rPr>
+        <w:t>has &lt;</w:t>
+      </w:r>
+      <w:r>
+        <w:rPr>
+          <w:b/>
+          <w:bCs/>
+          <w:lang w:val="en-US"/>
+        </w:rPr>
+        <w:t>Screenshots Recording and Documentation</w:t>
+      </w:r>
+      <w:r>
+        <w:rPr>
+          <w:b/>
+          <w:bCs/>
+          <w:lang w:val="en-US"/>
+        </w:rPr>
+        <w:t xml:space="preserve">&gt; </w:t>
+      </w:r>
+      <w:r>
+        <w:rPr>
+          <w:b/>
+          <w:bCs/>
+          <w:lang w:val="en-US"/>
+        </w:rPr>
+        <w:t>Screenshots Recording and Documentation</w:t>
+      </w:r>
+    </w:p>
+    <w:p>
+      <w:pPr>
+        <w:rPr>
+          <w:b/>
+          <w:bCs/>
+          <w:lang w:val="en-US"/>
+        </w:rPr>
+      </w:pPr>
+    </w:p>
+    <w:p>
+      <w:pPr>
+        <w:rPr>
+          <w:b/>
+          <w:bCs/>
+          <w:lang w:val="en-US"/>
+        </w:rPr>
+      </w:pPr>
+    </w:p>
+    <w:p>
+      <w:pPr>
+        <w:rPr>
+          <w:b/>
+          <w:bCs/>
+          <w:lang w:val="en-US"/>
+        </w:rPr>
+      </w:pPr>
+      <w:r>
+        <w:rPr>
+          <w:b/>
+          <w:bCs/>
+          <w:lang w:val="en-US"/>
+        </w:rPr>
         <w:t xml:space="preserve">Login to </w:t>
       </w:r>
       <w:proofErr w:type="spellStart"/>
@@ -985,6 +1123,7 @@
         <w:rPr>
           <w:rFonts w:ascii="Kohinoor Devanagari" w:hAnsi="Kohinoor Devanagari" w:cs="Kohinoor Devanagari"/>
         </w:rPr>
+        <w:lastRenderedPageBreak/>
         <w:t xml:space="preserve">                    </w:t>
       </w:r>
       <w:r>
@@ -1200,7 +1339,6 @@
         <w:rPr>
           <w:lang w:val="en-US"/>
         </w:rPr>
-        <w:lastRenderedPageBreak/>
         <w:t>AWS STS</w:t>
       </w:r>
     </w:p>
@@ -1466,7 +1604,23 @@
       </w:r>
       <w:proofErr w:type="spellEnd"/>
       <w:r>
-        <w:t>": "repo:GITHUB_USERNAME/REPOSITORY:ref:refs/heads/main"</w:t>
+        <w:t>": "</w:t>
+      </w:r>
+      <w:proofErr w:type="spellStart"/>
+      <w:r>
+        <w:t>repo:GITHUB_USERNAME</w:t>
+      </w:r>
+      <w:proofErr w:type="spellEnd"/>
+      <w:r>
+        <w:t>/</w:t>
+      </w:r>
+      <w:proofErr w:type="spellStart"/>
+      <w:r>
+        <w:t>REPOSITORY:ref:refs</w:t>
+      </w:r>
+      <w:proofErr w:type="spellEnd"/>
+      <w:r>
+        <w:t>/heads/main"</w:t>
       </w:r>
     </w:p>
     <w:p>
@@ -1642,6 +1796,7 @@
           </w:tcPr>
           <w:p>
             <w:r>
+              <w:lastRenderedPageBreak/>
               <w:t>EC2</w:t>
             </w:r>
           </w:p>
@@ -1899,15 +2054,75 @@
       </w:r>
     </w:p>
     <w:p>
-      <w:pPr>
-        <w:rPr>
-          <w:lang w:val="en-US"/>
-        </w:rPr>
-      </w:pPr>
       <w:r>
         <w:t>Audience: sts.amazonaws.com</w:t>
       </w:r>
     </w:p>
+    <w:p/>
+    <w:p/>
+    <w:p>
+      <w:r>
+        <w:t xml:space="preserve">Security Group: </w:t>
+      </w:r>
+      <w:r>
+        <w:t>EC2 → Instances → your instance → Security → Security groups → Inbound rules</w:t>
+      </w:r>
+      <w:r>
+        <w:t>:</w:t>
+      </w:r>
+    </w:p>
+    <w:p>
+      <w:pPr>
+        <w:rPr>
+          <w:lang w:val="en-US"/>
+        </w:rPr>
+      </w:pPr>
+      <w:r>
+        <w:rPr>
+          <w:lang w:val="en-US"/>
+        </w:rPr>
+        <w:t>Type:        Custom TCP</w:t>
+      </w:r>
+    </w:p>
+    <w:p>
+      <w:pPr>
+        <w:rPr>
+          <w:lang w:val="en-US"/>
+        </w:rPr>
+      </w:pPr>
+      <w:r>
+        <w:rPr>
+          <w:lang w:val="en-US"/>
+        </w:rPr>
+        <w:t>Protocol:    TCP</w:t>
+      </w:r>
+    </w:p>
+    <w:p>
+      <w:pPr>
+        <w:rPr>
+          <w:lang w:val="en-US"/>
+        </w:rPr>
+      </w:pPr>
+      <w:r>
+        <w:rPr>
+          <w:lang w:val="en-US"/>
+        </w:rPr>
+        <w:t>Port range:  5000</w:t>
+      </w:r>
+    </w:p>
+    <w:p>
+      <w:pPr>
+        <w:rPr>
+          <w:lang w:val="en-US"/>
+        </w:rPr>
+      </w:pPr>
+      <w:r>
+        <w:rPr>
+          <w:lang w:val="en-US"/>
+        </w:rPr>
+        <w:t>Source:      My IP</w:t>
+      </w:r>
+    </w:p>
     <w:p>
       <w:pPr>
         <w:rPr>
@@ -1926,28 +2141,28 @@
         <w:rPr>
           <w:lang w:val="en-US"/>
         </w:rPr>
+        <w:t>WorkFlow</w:t>
+      </w:r>
+      <w:proofErr w:type="spellEnd"/>
+      <w:r>
+        <w:rPr>
+          <w:lang w:val="en-US"/>
+        </w:rPr>
+        <w:t>:</w:t>
+      </w:r>
+    </w:p>
+    <w:p>
+      <w:pPr>
+        <w:rPr>
+          <w:lang w:val="en-US"/>
+        </w:rPr>
+      </w:pPr>
+      <w:r>
+        <w:rPr>
+          <w:noProof/>
+          <w:lang w:val="en-US"/>
+        </w:rPr>
         <w:lastRenderedPageBreak/>
-        <w:t>WorkFlow</w:t>
-      </w:r>
-      <w:proofErr w:type="spellEnd"/>
-      <w:r>
-        <w:rPr>
-          <w:lang w:val="en-US"/>
-        </w:rPr>
-        <w:t>:</w:t>
-      </w:r>
-    </w:p>
-    <w:p>
-      <w:pPr>
-        <w:rPr>
-          <w:lang w:val="en-US"/>
-        </w:rPr>
-      </w:pPr>
-      <w:r>
-        <w:rPr>
-          <w:noProof/>
-          <w:lang w:val="en-US"/>
-        </w:rPr>
         <w:drawing>
           <wp:inline distT="0" distB="0" distL="0" distR="0" wp14:anchorId="5C089259" wp14:editId="22CCD86B">
             <wp:extent cx="6363801" cy="6581665"/>
@@ -1964,7 +2179,7 @@
                     <pic:cNvPicPr/>
                   </pic:nvPicPr>
                   <pic:blipFill>
-                    <a:blip r:embed="rId4">
+                    <a:blip r:embed="rId6">
                       <a:extLst>
                         <a:ext uri="{28A0092B-C50C-407E-A947-70E740481C1C}">
                           <a14:useLocalDpi xmlns:a14="http://schemas.microsoft.com/office/drawing/2010/main" val="0"/>
@@ -2074,7 +2289,7 @@
                     <pic:cNvPicPr/>
                   </pic:nvPicPr>
                   <pic:blipFill>
-                    <a:blip r:embed="rId5" cstate="print">
+                    <a:blip r:embed="rId7" cstate="print">
                       <a:extLst>
                         <a:ext uri="{28A0092B-C50C-407E-A947-70E740481C1C}">
                           <a14:useLocalDpi xmlns:a14="http://schemas.microsoft.com/office/drawing/2010/main" val="0"/>
@@ -2148,7 +2363,7 @@
                     <pic:cNvPicPr/>
                   </pic:nvPicPr>
                   <pic:blipFill>
-                    <a:blip r:embed="rId6">
+                    <a:blip r:embed="rId8">
                       <a:extLst>
                         <a:ext uri="{28A0092B-C50C-407E-A947-70E740481C1C}">
                           <a14:useLocalDpi xmlns:a14="http://schemas.microsoft.com/office/drawing/2010/main" val="0"/>
@@ -2215,7 +2430,7 @@
                     <pic:cNvPicPr/>
                   </pic:nvPicPr>
                   <pic:blipFill>
-                    <a:blip r:embed="rId7" cstate="print">
+                    <a:blip r:embed="rId9" cstate="print">
                       <a:extLst>
                         <a:ext uri="{28A0092B-C50C-407E-A947-70E740481C1C}">
                           <a14:useLocalDpi xmlns:a14="http://schemas.microsoft.com/office/drawing/2010/main" val="0"/>
@@ -2312,7 +2527,7 @@
                     <pic:cNvPicPr/>
                   </pic:nvPicPr>
                   <pic:blipFill>
-                    <a:blip r:embed="rId8" cstate="print">
+                    <a:blip r:embed="rId10" cstate="print">
                       <a:extLst>
                         <a:ext uri="{28A0092B-C50C-407E-A947-70E740481C1C}">
                           <a14:useLocalDpi xmlns:a14="http://schemas.microsoft.com/office/drawing/2010/main" val="0"/>
@@ -2371,7 +2586,7 @@
                     <pic:cNvPicPr/>
                   </pic:nvPicPr>
                   <pic:blipFill>
-                    <a:blip r:embed="rId9" cstate="print">
+                    <a:blip r:embed="rId11" cstate="print">
                       <a:extLst>
                         <a:ext uri="{28A0092B-C50C-407E-A947-70E740481C1C}">
                           <a14:useLocalDpi xmlns:a14="http://schemas.microsoft.com/office/drawing/2010/main" val="0"/>
@@ -2420,7 +2635,7 @@
                     <pic:cNvPicPr/>
                   </pic:nvPicPr>
                   <pic:blipFill>
-                    <a:blip r:embed="rId10" cstate="print">
+                    <a:blip r:embed="rId12" cstate="print">
                       <a:extLst>
                         <a:ext uri="{28A0092B-C50C-407E-A947-70E740481C1C}">
                           <a14:useLocalDpi xmlns:a14="http://schemas.microsoft.com/office/drawing/2010/main" val="0"/>
@@ -2469,7 +2684,7 @@
                     <pic:cNvPicPr/>
                   </pic:nvPicPr>
                   <pic:blipFill>
-                    <a:blip r:embed="rId11" cstate="print">
+                    <a:blip r:embed="rId13" cstate="print">
                       <a:extLst>
                         <a:ext uri="{28A0092B-C50C-407E-A947-70E740481C1C}">
                           <a14:useLocalDpi xmlns:a14="http://schemas.microsoft.com/office/drawing/2010/main" val="0"/>
@@ -2576,7 +2791,7 @@
                     <pic:cNvPicPr/>
                   </pic:nvPicPr>
                   <pic:blipFill>
-                    <a:blip r:embed="rId12" cstate="print">
+                    <a:blip r:embed="rId14" cstate="print">
                       <a:extLst>
                         <a:ext uri="{28A0092B-C50C-407E-A947-70E740481C1C}">
                           <a14:useLocalDpi xmlns:a14="http://schemas.microsoft.com/office/drawing/2010/main" val="0"/>
@@ -2623,7 +2838,7 @@
                     <pic:cNvPicPr/>
                   </pic:nvPicPr>
                   <pic:blipFill>
-                    <a:blip r:embed="rId13" cstate="print">
+                    <a:blip r:embed="rId15" cstate="print">
                       <a:extLst>
                         <a:ext uri="{28A0092B-C50C-407E-A947-70E740481C1C}">
                           <a14:useLocalDpi xmlns:a14="http://schemas.microsoft.com/office/drawing/2010/main" val="0"/>
@@ -2670,7 +2885,7 @@
                     <pic:cNvPicPr/>
                   </pic:nvPicPr>
                   <pic:blipFill>
-                    <a:blip r:embed="rId14" cstate="print">
+                    <a:blip r:embed="rId16" cstate="print">
                       <a:extLst>
                         <a:ext uri="{28A0092B-C50C-407E-A947-70E740481C1C}">
                           <a14:useLocalDpi xmlns:a14="http://schemas.microsoft.com/office/drawing/2010/main" val="0"/>
@@ -2718,7 +2933,7 @@
                     <pic:cNvPicPr/>
                   </pic:nvPicPr>
                   <pic:blipFill>
-                    <a:blip r:embed="rId15" cstate="print">
+                    <a:blip r:embed="rId17" cstate="print">
                       <a:extLst>
                         <a:ext uri="{28A0092B-C50C-407E-A947-70E740481C1C}">
                           <a14:useLocalDpi xmlns:a14="http://schemas.microsoft.com/office/drawing/2010/main" val="0"/>
@@ -2765,7 +2980,7 @@
                     <pic:cNvPicPr/>
                   </pic:nvPicPr>
                   <pic:blipFill>
-                    <a:blip r:embed="rId16" cstate="print">
+                    <a:blip r:embed="rId18" cstate="print">
                       <a:extLst>
                         <a:ext uri="{28A0092B-C50C-407E-A947-70E740481C1C}">
                           <a14:useLocalDpi xmlns:a14="http://schemas.microsoft.com/office/drawing/2010/main" val="0"/>
@@ -2840,7 +3055,7 @@
                     <pic:cNvPicPr/>
                   </pic:nvPicPr>
                   <pic:blipFill>
-                    <a:blip r:embed="rId17" cstate="print">
+                    <a:blip r:embed="rId19" cstate="print">
                       <a:extLst>
                         <a:ext uri="{28A0092B-C50C-407E-A947-70E740481C1C}">
                           <a14:useLocalDpi xmlns:a14="http://schemas.microsoft.com/office/drawing/2010/main" val="0"/>
@@ -2926,7 +3141,7 @@
                     <pic:cNvPicPr/>
                   </pic:nvPicPr>
                   <pic:blipFill>
-                    <a:blip r:embed="rId18" cstate="print">
+                    <a:blip r:embed="rId20" cstate="print">
                       <a:extLst>
                         <a:ext uri="{28A0092B-C50C-407E-A947-70E740481C1C}">
                           <a14:useLocalDpi xmlns:a14="http://schemas.microsoft.com/office/drawing/2010/main" val="0"/>
@@ -2973,7 +3188,7 @@
                     <pic:cNvPicPr/>
                   </pic:nvPicPr>
                   <pic:blipFill>
-                    <a:blip r:embed="rId19" cstate="print">
+                    <a:blip r:embed="rId21" cstate="print">
                       <a:extLst>
                         <a:ext uri="{28A0092B-C50C-407E-A947-70E740481C1C}">
                           <a14:useLocalDpi xmlns:a14="http://schemas.microsoft.com/office/drawing/2010/main" val="0"/>
@@ -3048,7 +3263,7 @@
                     <pic:cNvPicPr/>
                   </pic:nvPicPr>
                   <pic:blipFill>
-                    <a:blip r:embed="rId20" cstate="print">
+                    <a:blip r:embed="rId22" cstate="print">
                       <a:extLst>
                         <a:ext uri="{28A0092B-C50C-407E-A947-70E740481C1C}">
                           <a14:useLocalDpi xmlns:a14="http://schemas.microsoft.com/office/drawing/2010/main" val="0"/>
@@ -3140,7 +3355,7 @@
                     <pic:cNvPicPr/>
                   </pic:nvPicPr>
                   <pic:blipFill>
-                    <a:blip r:embed="rId21" cstate="print">
+                    <a:blip r:embed="rId23" cstate="print">
                       <a:extLst>
                         <a:ext uri="{28A0092B-C50C-407E-A947-70E740481C1C}">
                           <a14:useLocalDpi xmlns:a14="http://schemas.microsoft.com/office/drawing/2010/main" val="0"/>
@@ -4177,6 +4392,29 @@
     <w:basedOn w:val="DefaultParagraphFont"/>
     <w:rsid w:val="008D3384"/>
   </w:style>
+  <w:style w:type="character" w:styleId="Hyperlink">
+    <w:name w:val="Hyperlink"/>
+    <w:basedOn w:val="DefaultParagraphFont"/>
+    <w:uiPriority w:val="99"/>
+    <w:unhideWhenUsed/>
+    <w:rsid w:val="0001425C"/>
+    <w:rPr>
+      <w:color w:val="0563C1" w:themeColor="hyperlink"/>
+      <w:u w:val="single"/>
+    </w:rPr>
+  </w:style>
+  <w:style w:type="character" w:styleId="UnresolvedMention">
+    <w:name w:val="Unresolved Mention"/>
+    <w:basedOn w:val="DefaultParagraphFont"/>
+    <w:uiPriority w:val="99"/>
+    <w:semiHidden/>
+    <w:unhideWhenUsed/>
+    <w:rsid w:val="0001425C"/>
+    <w:rPr>
+      <w:color w:val="605E5C"/>
+      <w:shd w:val="clear" w:color="auto" w:fill="E1DFDD"/>
+    </w:rPr>
+  </w:style>
 </w:styles>
 </file>
 

--- a/Screenshots Recording and Documentation/Flask-app-Documentation.docx
+++ b/Screenshots Recording and Documentation/Flask-app-Documentation.docx
@@ -547,19 +547,7 @@
         <w:rPr>
           <w:lang w:val="en-US"/>
         </w:rPr>
-        <w:t>4906</w:t>
-      </w:r>
-      <w:r>
-        <w:rPr>
-          <w:lang w:val="en-US"/>
-        </w:rPr>
-        <w:t>11</w:t>
-      </w:r>
-      <w:r>
-        <w:rPr>
-          <w:lang w:val="en-US"/>
-        </w:rPr>
-        <w:t>801130</w:t>
+        <w:t>490611801130</w:t>
       </w:r>
       <w:r>
         <w:rPr>
@@ -2042,10 +2030,7 @@
         <w:sym w:font="Wingdings" w:char="F0E0"/>
       </w:r>
       <w:r>
-        <w:t xml:space="preserve"> </w:t>
-      </w:r>
-      <w:r>
-        <w:t>token.actions.githubusercontent.com</w:t>
+        <w:t xml:space="preserve"> token.actions.githubusercontent.com</w:t>
       </w:r>
     </w:p>
     <w:p>
@@ -2062,13 +2047,7 @@
     <w:p/>
     <w:p>
       <w:r>
-        <w:t xml:space="preserve">Security Group: </w:t>
-      </w:r>
-      <w:r>
-        <w:t>EC2 → Instances → your instance → Security → Security groups → Inbound rules</w:t>
-      </w:r>
-      <w:r>
-        <w:t>:</w:t>
+        <w:t>Security Group: EC2 → Instances → your instance → Security → Security groups → Inbound rules:</w:t>
       </w:r>
     </w:p>
     <w:p>
@@ -2274,7 +2253,7 @@
         </w:rPr>
         <w:lastRenderedPageBreak/>
         <w:drawing>
-          <wp:inline distT="0" distB="0" distL="0" distR="0" wp14:anchorId="64A9F98E" wp14:editId="4C1E218E">
+          <wp:inline distT="0" distB="0" distL="0" distR="0" wp14:anchorId="64A9F98E" wp14:editId="2CD75C18">
             <wp:extent cx="5731510" cy="2443480"/>
             <wp:effectExtent l="0" t="0" r="0" b="0"/>
             <wp:docPr id="1542816478" name="Picture 1"/>
@@ -2415,7 +2394,7 @@
           <w:lang w:val="en-US"/>
         </w:rPr>
         <w:drawing>
-          <wp:inline distT="0" distB="0" distL="0" distR="0" wp14:anchorId="547AAC23" wp14:editId="45138595">
+          <wp:inline distT="0" distB="0" distL="0" distR="0" wp14:anchorId="547AAC23" wp14:editId="18BD2F96">
             <wp:extent cx="5731510" cy="1762760"/>
             <wp:effectExtent l="0" t="0" r="0" b="2540"/>
             <wp:docPr id="265772176" name="Picture 17"/>
@@ -2503,16 +2482,84 @@
           <w:lang w:val="en-US"/>
         </w:rPr>
       </w:pPr>
+    </w:p>
+    <w:p>
+      <w:pPr>
+        <w:rPr>
+          <w:sz w:val="32"/>
+          <w:szCs w:val="32"/>
+          <w:lang w:val="en-US"/>
+        </w:rPr>
+      </w:pPr>
       <w:r>
         <w:rPr>
           <w:noProof/>
           <w:sz w:val="32"/>
           <w:szCs w:val="32"/>
           <w:lang w:val="en-US"/>
+          <w14:ligatures w14:val="standardContextual"/>
+        </w:rPr>
+        <w:drawing>
+          <wp:inline distT="0" distB="0" distL="0" distR="0" wp14:anchorId="256DF4F6" wp14:editId="065B39A4">
+            <wp:extent cx="5676900" cy="812800"/>
+            <wp:effectExtent l="0" t="0" r="0" b="0"/>
+            <wp:docPr id="2085123223" name="Picture 1"/>
+            <wp:cNvGraphicFramePr>
+              <a:graphicFrameLocks xmlns:a="http://schemas.openxmlformats.org/drawingml/2006/main" noChangeAspect="1"/>
+            </wp:cNvGraphicFramePr>
+            <a:graphic xmlns:a="http://schemas.openxmlformats.org/drawingml/2006/main">
+              <a:graphicData uri="http://schemas.openxmlformats.org/drawingml/2006/picture">
+                <pic:pic xmlns:pic="http://schemas.openxmlformats.org/drawingml/2006/picture">
+                  <pic:nvPicPr>
+                    <pic:cNvPr id="2085123223" name="Picture 2085123223"/>
+                    <pic:cNvPicPr/>
+                  </pic:nvPicPr>
+                  <pic:blipFill>
+                    <a:blip r:embed="rId10">
+                      <a:extLst>
+                        <a:ext uri="{28A0092B-C50C-407E-A947-70E740481C1C}">
+                          <a14:useLocalDpi xmlns:a14="http://schemas.microsoft.com/office/drawing/2010/main" val="0"/>
+                        </a:ext>
+                      </a:extLst>
+                    </a:blip>
+                    <a:stretch>
+                      <a:fillRect/>
+                    </a:stretch>
+                  </pic:blipFill>
+                  <pic:spPr>
+                    <a:xfrm>
+                      <a:off x="0" y="0"/>
+                      <a:ext cx="5676900" cy="812800"/>
+                    </a:xfrm>
+                    <a:prstGeom prst="rect">
+                      <a:avLst/>
+                    </a:prstGeom>
+                  </pic:spPr>
+                </pic:pic>
+              </a:graphicData>
+            </a:graphic>
+          </wp:inline>
+        </w:drawing>
+      </w:r>
+    </w:p>
+    <w:p>
+      <w:pPr>
+        <w:rPr>
+          <w:sz w:val="32"/>
+          <w:szCs w:val="32"/>
+          <w:lang w:val="en-US"/>
+        </w:rPr>
+      </w:pPr>
+      <w:r>
+        <w:rPr>
+          <w:noProof/>
+          <w:sz w:val="32"/>
+          <w:szCs w:val="32"/>
+          <w:lang w:val="en-US"/>
         </w:rPr>
         <w:lastRenderedPageBreak/>
         <w:drawing>
-          <wp:inline distT="0" distB="0" distL="0" distR="0" wp14:anchorId="02389899" wp14:editId="428AC17C">
+          <wp:inline distT="0" distB="0" distL="0" distR="0" wp14:anchorId="02389899" wp14:editId="2BEF5C85">
             <wp:extent cx="5731510" cy="2684780"/>
             <wp:effectExtent l="0" t="0" r="0" b="0"/>
             <wp:docPr id="99968024" name="Picture 14"/>
@@ -2527,7 +2574,7 @@
                     <pic:cNvPicPr/>
                   </pic:nvPicPr>
                   <pic:blipFill>
-                    <a:blip r:embed="rId10" cstate="print">
+                    <a:blip r:embed="rId11" cstate="print">
                       <a:extLst>
                         <a:ext uri="{28A0092B-C50C-407E-A947-70E740481C1C}">
                           <a14:useLocalDpi xmlns:a14="http://schemas.microsoft.com/office/drawing/2010/main" val="0"/>
@@ -2562,6 +2609,33 @@
           <w:lang w:val="en-US"/>
         </w:rPr>
       </w:pPr>
+    </w:p>
+    <w:p>
+      <w:pPr>
+        <w:rPr>
+          <w:sz w:val="32"/>
+          <w:szCs w:val="32"/>
+          <w:lang w:val="en-US"/>
+        </w:rPr>
+      </w:pPr>
+    </w:p>
+    <w:p>
+      <w:pPr>
+        <w:rPr>
+          <w:sz w:val="32"/>
+          <w:szCs w:val="32"/>
+          <w:lang w:val="en-US"/>
+        </w:rPr>
+      </w:pPr>
+    </w:p>
+    <w:p>
+      <w:pPr>
+        <w:rPr>
+          <w:sz w:val="32"/>
+          <w:szCs w:val="32"/>
+          <w:lang w:val="en-US"/>
+        </w:rPr>
+      </w:pPr>
       <w:r>
         <w:rPr>
           <w:noProof/>
@@ -2571,7 +2645,7 @@
         </w:rPr>
         <w:lastRenderedPageBreak/>
         <w:drawing>
-          <wp:inline distT="0" distB="0" distL="0" distR="0" wp14:anchorId="0A2F6695" wp14:editId="3F909672">
+          <wp:inline distT="0" distB="0" distL="0" distR="0" wp14:anchorId="0A2F6695" wp14:editId="10627356">
             <wp:extent cx="5731510" cy="2936240"/>
             <wp:effectExtent l="0" t="0" r="0" b="0"/>
             <wp:docPr id="1832091494" name="Picture 8"/>
@@ -2586,7 +2660,7 @@
                     <pic:cNvPicPr/>
                   </pic:nvPicPr>
                   <pic:blipFill>
-                    <a:blip r:embed="rId11" cstate="print">
+                    <a:blip r:embed="rId12" cstate="print">
                       <a:extLst>
                         <a:ext uri="{28A0092B-C50C-407E-A947-70E740481C1C}">
                           <a14:useLocalDpi xmlns:a14="http://schemas.microsoft.com/office/drawing/2010/main" val="0"/>
@@ -2620,7 +2694,7 @@
           <w:lang w:val="en-US"/>
         </w:rPr>
         <w:drawing>
-          <wp:inline distT="0" distB="0" distL="0" distR="0" wp14:anchorId="521A33C2" wp14:editId="5CC9AA21">
+          <wp:inline distT="0" distB="0" distL="0" distR="0" wp14:anchorId="521A33C2" wp14:editId="38683267">
             <wp:extent cx="5731510" cy="2949575"/>
             <wp:effectExtent l="0" t="0" r="0" b="0"/>
             <wp:docPr id="40943995" name="Picture 9"/>
@@ -2635,7 +2709,7 @@
                     <pic:cNvPicPr/>
                   </pic:nvPicPr>
                   <pic:blipFill>
-                    <a:blip r:embed="rId12" cstate="print">
+                    <a:blip r:embed="rId13" cstate="print">
                       <a:extLst>
                         <a:ext uri="{28A0092B-C50C-407E-A947-70E740481C1C}">
                           <a14:useLocalDpi xmlns:a14="http://schemas.microsoft.com/office/drawing/2010/main" val="0"/>
@@ -2669,7 +2743,7 @@
           <w:lang w:val="en-US"/>
         </w:rPr>
         <w:drawing>
-          <wp:inline distT="0" distB="0" distL="0" distR="0" wp14:anchorId="7AACD55B" wp14:editId="3D4009ED">
+          <wp:inline distT="0" distB="0" distL="0" distR="0" wp14:anchorId="7AACD55B" wp14:editId="16759880">
             <wp:extent cx="5731510" cy="2894330"/>
             <wp:effectExtent l="0" t="0" r="0" b="1270"/>
             <wp:docPr id="2140130009" name="Picture 10"/>
@@ -2684,7 +2758,7 @@
                     <pic:cNvPicPr/>
                   </pic:nvPicPr>
                   <pic:blipFill>
-                    <a:blip r:embed="rId13" cstate="print">
+                    <a:blip r:embed="rId14" cstate="print">
                       <a:extLst>
                         <a:ext uri="{28A0092B-C50C-407E-A947-70E740481C1C}">
                           <a14:useLocalDpi xmlns:a14="http://schemas.microsoft.com/office/drawing/2010/main" val="0"/>
@@ -2776,7 +2850,7 @@
           <w:lang w:val="en-US"/>
         </w:rPr>
         <w:drawing>
-          <wp:inline distT="0" distB="0" distL="0" distR="0" wp14:anchorId="7EB9770F" wp14:editId="09C8DFF6">
+          <wp:inline distT="0" distB="0" distL="0" distR="0" wp14:anchorId="7EB9770F" wp14:editId="51C1E4DB">
             <wp:extent cx="5731510" cy="2976880"/>
             <wp:effectExtent l="0" t="0" r="0" b="0"/>
             <wp:docPr id="1254476124" name="Picture 2"/>
@@ -2791,7 +2865,7 @@
                     <pic:cNvPicPr/>
                   </pic:nvPicPr>
                   <pic:blipFill>
-                    <a:blip r:embed="rId14" cstate="print">
+                    <a:blip r:embed="rId15" cstate="print">
                       <a:extLst>
                         <a:ext uri="{28A0092B-C50C-407E-A947-70E740481C1C}">
                           <a14:useLocalDpi xmlns:a14="http://schemas.microsoft.com/office/drawing/2010/main" val="0"/>
@@ -2823,7 +2897,7 @@
           <w:lang w:val="en-US"/>
         </w:rPr>
         <w:drawing>
-          <wp:inline distT="0" distB="0" distL="0" distR="0" wp14:anchorId="011C595C" wp14:editId="54B0480C">
+          <wp:inline distT="0" distB="0" distL="0" distR="0" wp14:anchorId="011C595C" wp14:editId="1D07DD4F">
             <wp:extent cx="5731510" cy="2021205"/>
             <wp:effectExtent l="0" t="0" r="0" b="0"/>
             <wp:docPr id="2081068798" name="Picture 3"/>
@@ -2838,7 +2912,7 @@
                     <pic:cNvPicPr/>
                   </pic:nvPicPr>
                   <pic:blipFill>
-                    <a:blip r:embed="rId15" cstate="print">
+                    <a:blip r:embed="rId16" cstate="print">
                       <a:extLst>
                         <a:ext uri="{28A0092B-C50C-407E-A947-70E740481C1C}">
                           <a14:useLocalDpi xmlns:a14="http://schemas.microsoft.com/office/drawing/2010/main" val="0"/>
@@ -2870,7 +2944,7 @@
           <w:lang w:val="en-US"/>
         </w:rPr>
         <w:drawing>
-          <wp:inline distT="0" distB="0" distL="0" distR="0" wp14:anchorId="69851CAB" wp14:editId="51D0DCB7">
+          <wp:inline distT="0" distB="0" distL="0" distR="0" wp14:anchorId="69851CAB" wp14:editId="1B54BDF3">
             <wp:extent cx="5731510" cy="2973705"/>
             <wp:effectExtent l="0" t="0" r="0" b="0"/>
             <wp:docPr id="1762816373" name="Picture 4"/>
@@ -2885,7 +2959,7 @@
                     <pic:cNvPicPr/>
                   </pic:nvPicPr>
                   <pic:blipFill>
-                    <a:blip r:embed="rId16" cstate="print">
+                    <a:blip r:embed="rId17" cstate="print">
                       <a:extLst>
                         <a:ext uri="{28A0092B-C50C-407E-A947-70E740481C1C}">
                           <a14:useLocalDpi xmlns:a14="http://schemas.microsoft.com/office/drawing/2010/main" val="0"/>
@@ -2918,7 +2992,7 @@
         </w:rPr>
         <w:lastRenderedPageBreak/>
         <w:drawing>
-          <wp:inline distT="0" distB="0" distL="0" distR="0" wp14:anchorId="6CAA3571" wp14:editId="1550A4D9">
+          <wp:inline distT="0" distB="0" distL="0" distR="0" wp14:anchorId="6CAA3571" wp14:editId="629F7B94">
             <wp:extent cx="5731510" cy="2990215"/>
             <wp:effectExtent l="0" t="0" r="0" b="0"/>
             <wp:docPr id="356984718" name="Picture 5"/>
@@ -2933,7 +3007,7 @@
                     <pic:cNvPicPr/>
                   </pic:nvPicPr>
                   <pic:blipFill>
-                    <a:blip r:embed="rId17" cstate="print">
+                    <a:blip r:embed="rId18" cstate="print">
                       <a:extLst>
                         <a:ext uri="{28A0092B-C50C-407E-A947-70E740481C1C}">
                           <a14:useLocalDpi xmlns:a14="http://schemas.microsoft.com/office/drawing/2010/main" val="0"/>
@@ -2965,7 +3039,7 @@
           <w:lang w:val="en-US"/>
         </w:rPr>
         <w:drawing>
-          <wp:inline distT="0" distB="0" distL="0" distR="0" wp14:anchorId="7E19DDE0" wp14:editId="55BED726">
+          <wp:inline distT="0" distB="0" distL="0" distR="0" wp14:anchorId="7E19DDE0" wp14:editId="71FBC41D">
             <wp:extent cx="5731510" cy="2926715"/>
             <wp:effectExtent l="0" t="0" r="0" b="0"/>
             <wp:docPr id="1827512561" name="Picture 6"/>
@@ -2980,7 +3054,7 @@
                     <pic:cNvPicPr/>
                   </pic:nvPicPr>
                   <pic:blipFill>
-                    <a:blip r:embed="rId18" cstate="print">
+                    <a:blip r:embed="rId19" cstate="print">
                       <a:extLst>
                         <a:ext uri="{28A0092B-C50C-407E-A947-70E740481C1C}">
                           <a14:useLocalDpi xmlns:a14="http://schemas.microsoft.com/office/drawing/2010/main" val="0"/>
@@ -3040,7 +3114,7 @@
           <w:lang w:val="en-US"/>
         </w:rPr>
         <w:drawing>
-          <wp:inline distT="0" distB="0" distL="0" distR="0" wp14:anchorId="5D1F9301" wp14:editId="40609EF4">
+          <wp:inline distT="0" distB="0" distL="0" distR="0" wp14:anchorId="5D1F9301" wp14:editId="64A390ED">
             <wp:extent cx="5731510" cy="218440"/>
             <wp:effectExtent l="0" t="0" r="0" b="0"/>
             <wp:docPr id="375612348" name="Picture 7"/>
@@ -3055,7 +3129,7 @@
                     <pic:cNvPicPr/>
                   </pic:nvPicPr>
                   <pic:blipFill>
-                    <a:blip r:embed="rId19" cstate="print">
+                    <a:blip r:embed="rId20" cstate="print">
                       <a:extLst>
                         <a:ext uri="{28A0092B-C50C-407E-A947-70E740481C1C}">
                           <a14:useLocalDpi xmlns:a14="http://schemas.microsoft.com/office/drawing/2010/main" val="0"/>
@@ -3126,7 +3200,7 @@
         </w:rPr>
         <w:lastRenderedPageBreak/>
         <w:drawing>
-          <wp:inline distT="0" distB="0" distL="0" distR="0" wp14:anchorId="70334431" wp14:editId="796BF26C">
+          <wp:inline distT="0" distB="0" distL="0" distR="0" wp14:anchorId="70334431" wp14:editId="36FB6021">
             <wp:extent cx="5731510" cy="2931795"/>
             <wp:effectExtent l="0" t="0" r="0" b="1905"/>
             <wp:docPr id="1887136170" name="Picture 11"/>
@@ -3141,7 +3215,7 @@
                     <pic:cNvPicPr/>
                   </pic:nvPicPr>
                   <pic:blipFill>
-                    <a:blip r:embed="rId20" cstate="print">
+                    <a:blip r:embed="rId21" cstate="print">
                       <a:extLst>
                         <a:ext uri="{28A0092B-C50C-407E-A947-70E740481C1C}">
                           <a14:useLocalDpi xmlns:a14="http://schemas.microsoft.com/office/drawing/2010/main" val="0"/>
@@ -3173,7 +3247,7 @@
           <w:lang w:val="en-US"/>
         </w:rPr>
         <w:drawing>
-          <wp:inline distT="0" distB="0" distL="0" distR="0" wp14:anchorId="13DDEFC8" wp14:editId="3103CA12">
+          <wp:inline distT="0" distB="0" distL="0" distR="0" wp14:anchorId="13DDEFC8" wp14:editId="53491D71">
             <wp:extent cx="5731510" cy="2875280"/>
             <wp:effectExtent l="0" t="0" r="0" b="0"/>
             <wp:docPr id="163232626" name="Picture 12"/>
@@ -3188,7 +3262,7 @@
                     <pic:cNvPicPr/>
                   </pic:nvPicPr>
                   <pic:blipFill>
-                    <a:blip r:embed="rId21" cstate="print">
+                    <a:blip r:embed="rId22" cstate="print">
                       <a:extLst>
                         <a:ext uri="{28A0092B-C50C-407E-A947-70E740481C1C}">
                           <a14:useLocalDpi xmlns:a14="http://schemas.microsoft.com/office/drawing/2010/main" val="0"/>
@@ -3248,7 +3322,7 @@
         </w:rPr>
         <w:lastRenderedPageBreak/>
         <w:drawing>
-          <wp:inline distT="0" distB="0" distL="0" distR="0" wp14:anchorId="28938095" wp14:editId="130EE650">
+          <wp:inline distT="0" distB="0" distL="0" distR="0" wp14:anchorId="28938095" wp14:editId="425F0B81">
             <wp:extent cx="5731510" cy="3264535"/>
             <wp:effectExtent l="0" t="0" r="0" b="0"/>
             <wp:docPr id="2107699444" name="Picture 15"/>
@@ -3263,7 +3337,7 @@
                     <pic:cNvPicPr/>
                   </pic:nvPicPr>
                   <pic:blipFill>
-                    <a:blip r:embed="rId22" cstate="print">
+                    <a:blip r:embed="rId23" cstate="print">
                       <a:extLst>
                         <a:ext uri="{28A0092B-C50C-407E-A947-70E740481C1C}">
                           <a14:useLocalDpi xmlns:a14="http://schemas.microsoft.com/office/drawing/2010/main" val="0"/>
@@ -3307,25 +3381,7 @@
         <w:rPr>
           <w:lang w:val="en-US"/>
         </w:rPr>
-        <w:t xml:space="preserve">        </w:t>
-      </w:r>
-      <w:r>
-        <w:rPr>
-          <w:lang w:val="en-US"/>
-        </w:rPr>
-        <w:t xml:space="preserve">Email notification for </w:t>
-      </w:r>
-      <w:r>
-        <w:rPr>
-          <w:lang w:val="en-US"/>
-        </w:rPr>
-        <w:t>failed run</w:t>
-      </w:r>
-      <w:r>
-        <w:rPr>
-          <w:lang w:val="en-US"/>
-        </w:rPr>
-        <w:t>:</w:t>
+        <w:t xml:space="preserve">        Email notification for failed run:</w:t>
       </w:r>
     </w:p>
     <w:p>
@@ -3340,7 +3396,7 @@
           <w:lang w:val="en-US"/>
         </w:rPr>
         <w:drawing>
-          <wp:inline distT="0" distB="0" distL="0" distR="0" wp14:anchorId="1F02C935" wp14:editId="74E569ED">
+          <wp:inline distT="0" distB="0" distL="0" distR="0" wp14:anchorId="1F02C935" wp14:editId="0541A4E1">
             <wp:extent cx="5731510" cy="3051810"/>
             <wp:effectExtent l="0" t="0" r="0" b="0"/>
             <wp:docPr id="1751430256" name="Picture 18"/>
@@ -3355,7 +3411,7 @@
                     <pic:cNvPicPr/>
                   </pic:nvPicPr>
                   <pic:blipFill>
-                    <a:blip r:embed="rId23" cstate="print">
+                    <a:blip r:embed="rId24" cstate="print">
                       <a:extLst>
                         <a:ext uri="{28A0092B-C50C-407E-A947-70E740481C1C}">
                           <a14:useLocalDpi xmlns:a14="http://schemas.microsoft.com/office/drawing/2010/main" val="0"/>

--- a/Screenshots Recording and Documentation/Flask-app-Documentation.docx
+++ b/Screenshots Recording and Documentation/Flask-app-Documentation.docx
@@ -2253,7 +2253,7 @@
         </w:rPr>
         <w:lastRenderedPageBreak/>
         <w:drawing>
-          <wp:inline distT="0" distB="0" distL="0" distR="0" wp14:anchorId="64A9F98E" wp14:editId="2CD75C18">
+          <wp:inline distT="0" distB="0" distL="0" distR="0" wp14:anchorId="64A9F98E" wp14:editId="342C4EF7">
             <wp:extent cx="5731510" cy="2443480"/>
             <wp:effectExtent l="0" t="0" r="0" b="0"/>
             <wp:docPr id="1542816478" name="Picture 1"/>
@@ -2394,7 +2394,7 @@
           <w:lang w:val="en-US"/>
         </w:rPr>
         <w:drawing>
-          <wp:inline distT="0" distB="0" distL="0" distR="0" wp14:anchorId="547AAC23" wp14:editId="18BD2F96">
+          <wp:inline distT="0" distB="0" distL="0" distR="0" wp14:anchorId="547AAC23" wp14:editId="27C10D69">
             <wp:extent cx="5731510" cy="1762760"/>
             <wp:effectExtent l="0" t="0" r="0" b="2540"/>
             <wp:docPr id="265772176" name="Picture 17"/>
@@ -2559,7 +2559,7 @@
         </w:rPr>
         <w:lastRenderedPageBreak/>
         <w:drawing>
-          <wp:inline distT="0" distB="0" distL="0" distR="0" wp14:anchorId="02389899" wp14:editId="2BEF5C85">
+          <wp:inline distT="0" distB="0" distL="0" distR="0" wp14:anchorId="02389899" wp14:editId="125D7E40">
             <wp:extent cx="5731510" cy="2684780"/>
             <wp:effectExtent l="0" t="0" r="0" b="0"/>
             <wp:docPr id="99968024" name="Picture 14"/>
@@ -2645,7 +2645,7 @@
         </w:rPr>
         <w:lastRenderedPageBreak/>
         <w:drawing>
-          <wp:inline distT="0" distB="0" distL="0" distR="0" wp14:anchorId="0A2F6695" wp14:editId="10627356">
+          <wp:inline distT="0" distB="0" distL="0" distR="0" wp14:anchorId="0A2F6695" wp14:editId="13B498FB">
             <wp:extent cx="5731510" cy="2936240"/>
             <wp:effectExtent l="0" t="0" r="0" b="0"/>
             <wp:docPr id="1832091494" name="Picture 8"/>
@@ -2694,7 +2694,7 @@
           <w:lang w:val="en-US"/>
         </w:rPr>
         <w:drawing>
-          <wp:inline distT="0" distB="0" distL="0" distR="0" wp14:anchorId="521A33C2" wp14:editId="38683267">
+          <wp:inline distT="0" distB="0" distL="0" distR="0" wp14:anchorId="521A33C2" wp14:editId="0063E77F">
             <wp:extent cx="5731510" cy="2949575"/>
             <wp:effectExtent l="0" t="0" r="0" b="0"/>
             <wp:docPr id="40943995" name="Picture 9"/>
@@ -2743,7 +2743,7 @@
           <w:lang w:val="en-US"/>
         </w:rPr>
         <w:drawing>
-          <wp:inline distT="0" distB="0" distL="0" distR="0" wp14:anchorId="7AACD55B" wp14:editId="16759880">
+          <wp:inline distT="0" distB="0" distL="0" distR="0" wp14:anchorId="7AACD55B" wp14:editId="40EA87AE">
             <wp:extent cx="5731510" cy="2894330"/>
             <wp:effectExtent l="0" t="0" r="0" b="1270"/>
             <wp:docPr id="2140130009" name="Picture 10"/>
@@ -2850,7 +2850,7 @@
           <w:lang w:val="en-US"/>
         </w:rPr>
         <w:drawing>
-          <wp:inline distT="0" distB="0" distL="0" distR="0" wp14:anchorId="7EB9770F" wp14:editId="51C1E4DB">
+          <wp:inline distT="0" distB="0" distL="0" distR="0" wp14:anchorId="7EB9770F" wp14:editId="38D79136">
             <wp:extent cx="5731510" cy="2976880"/>
             <wp:effectExtent l="0" t="0" r="0" b="0"/>
             <wp:docPr id="1254476124" name="Picture 2"/>
@@ -2897,7 +2897,7 @@
           <w:lang w:val="en-US"/>
         </w:rPr>
         <w:drawing>
-          <wp:inline distT="0" distB="0" distL="0" distR="0" wp14:anchorId="011C595C" wp14:editId="1D07DD4F">
+          <wp:inline distT="0" distB="0" distL="0" distR="0" wp14:anchorId="011C595C" wp14:editId="31DAFAE2">
             <wp:extent cx="5731510" cy="2021205"/>
             <wp:effectExtent l="0" t="0" r="0" b="0"/>
             <wp:docPr id="2081068798" name="Picture 3"/>
@@ -2944,7 +2944,7 @@
           <w:lang w:val="en-US"/>
         </w:rPr>
         <w:drawing>
-          <wp:inline distT="0" distB="0" distL="0" distR="0" wp14:anchorId="69851CAB" wp14:editId="1B54BDF3">
+          <wp:inline distT="0" distB="0" distL="0" distR="0" wp14:anchorId="69851CAB" wp14:editId="2D36FED5">
             <wp:extent cx="5731510" cy="2973705"/>
             <wp:effectExtent l="0" t="0" r="0" b="0"/>
             <wp:docPr id="1762816373" name="Picture 4"/>
@@ -2992,7 +2992,7 @@
         </w:rPr>
         <w:lastRenderedPageBreak/>
         <w:drawing>
-          <wp:inline distT="0" distB="0" distL="0" distR="0" wp14:anchorId="6CAA3571" wp14:editId="629F7B94">
+          <wp:inline distT="0" distB="0" distL="0" distR="0" wp14:anchorId="6CAA3571" wp14:editId="28A71756">
             <wp:extent cx="5731510" cy="2990215"/>
             <wp:effectExtent l="0" t="0" r="0" b="0"/>
             <wp:docPr id="356984718" name="Picture 5"/>
@@ -3039,7 +3039,7 @@
           <w:lang w:val="en-US"/>
         </w:rPr>
         <w:drawing>
-          <wp:inline distT="0" distB="0" distL="0" distR="0" wp14:anchorId="7E19DDE0" wp14:editId="71FBC41D">
+          <wp:inline distT="0" distB="0" distL="0" distR="0" wp14:anchorId="7E19DDE0" wp14:editId="13F7E8B5">
             <wp:extent cx="5731510" cy="2926715"/>
             <wp:effectExtent l="0" t="0" r="0" b="0"/>
             <wp:docPr id="1827512561" name="Picture 6"/>
@@ -3114,7 +3114,7 @@
           <w:lang w:val="en-US"/>
         </w:rPr>
         <w:drawing>
-          <wp:inline distT="0" distB="0" distL="0" distR="0" wp14:anchorId="5D1F9301" wp14:editId="64A390ED">
+          <wp:inline distT="0" distB="0" distL="0" distR="0" wp14:anchorId="5D1F9301" wp14:editId="305DA7B7">
             <wp:extent cx="5731510" cy="218440"/>
             <wp:effectExtent l="0" t="0" r="0" b="0"/>
             <wp:docPr id="375612348" name="Picture 7"/>
@@ -3200,7 +3200,7 @@
         </w:rPr>
         <w:lastRenderedPageBreak/>
         <w:drawing>
-          <wp:inline distT="0" distB="0" distL="0" distR="0" wp14:anchorId="70334431" wp14:editId="36FB6021">
+          <wp:inline distT="0" distB="0" distL="0" distR="0" wp14:anchorId="70334431" wp14:editId="66F3C1C6">
             <wp:extent cx="5731510" cy="2931795"/>
             <wp:effectExtent l="0" t="0" r="0" b="1905"/>
             <wp:docPr id="1887136170" name="Picture 11"/>
@@ -3247,7 +3247,7 @@
           <w:lang w:val="en-US"/>
         </w:rPr>
         <w:drawing>
-          <wp:inline distT="0" distB="0" distL="0" distR="0" wp14:anchorId="13DDEFC8" wp14:editId="53491D71">
+          <wp:inline distT="0" distB="0" distL="0" distR="0" wp14:anchorId="13DDEFC8" wp14:editId="59EFFE18">
             <wp:extent cx="5731510" cy="2875280"/>
             <wp:effectExtent l="0" t="0" r="0" b="0"/>
             <wp:docPr id="163232626" name="Picture 12"/>
@@ -3302,12 +3302,66 @@
           <w:lang w:val="en-US"/>
         </w:rPr>
       </w:pPr>
-      <w:r>
-        <w:rPr>
-          <w:lang w:val="en-US"/>
-        </w:rPr>
-        <w:t>Email notification for job succeeded:</w:t>
-      </w:r>
+    </w:p>
+    <w:p>
+      <w:pPr>
+        <w:rPr>
+          <w:lang w:val="en-US"/>
+        </w:rPr>
+      </w:pPr>
+    </w:p>
+    <w:p>
+      <w:pPr>
+        <w:rPr>
+          <w:lang w:val="en-US"/>
+        </w:rPr>
+      </w:pPr>
+    </w:p>
+    <w:p>
+      <w:pPr>
+        <w:rPr>
+          <w:lang w:val="en-US"/>
+        </w:rPr>
+      </w:pPr>
+      <w:r>
+        <w:rPr>
+          <w:lang w:val="en-US"/>
+        </w:rPr>
+        <w:t>Email notification for job succeeded</w:t>
+      </w:r>
+      <w:r>
+        <w:rPr>
+          <w:lang w:val="en-US"/>
+        </w:rPr>
+        <w:t xml:space="preserve"> and all jobs completed:</w:t>
+      </w:r>
+    </w:p>
+    <w:p>
+      <w:pPr>
+        <w:rPr>
+          <w:lang w:val="en-US"/>
+        </w:rPr>
+      </w:pPr>
+      <w:r>
+        <w:rPr>
+          <w:lang w:val="en-US"/>
+        </w:rPr>
+        <w:t xml:space="preserve"> </w:t>
+      </w:r>
+    </w:p>
+    <w:p>
+      <w:pPr>
+        <w:rPr>
+          <w:lang w:val="en-US"/>
+        </w:rPr>
+      </w:pPr>
+    </w:p>
+    <w:p>
+      <w:pPr>
+        <w:rPr>
+          <w:lang w:val="en-US"/>
+        </w:rPr>
+      </w:pPr>
     </w:p>
     <w:p>
       <w:pPr>
@@ -3319,13 +3373,14 @@
         <w:rPr>
           <w:noProof/>
           <w:lang w:val="en-US"/>
+          <w14:ligatures w14:val="standardContextual"/>
         </w:rPr>
         <w:lastRenderedPageBreak/>
         <w:drawing>
-          <wp:inline distT="0" distB="0" distL="0" distR="0" wp14:anchorId="28938095" wp14:editId="425F0B81">
-            <wp:extent cx="5731510" cy="3264535"/>
-            <wp:effectExtent l="0" t="0" r="0" b="0"/>
-            <wp:docPr id="2107699444" name="Picture 15"/>
+          <wp:inline distT="0" distB="0" distL="0" distR="0" wp14:anchorId="7B9D08F8" wp14:editId="13D127C9">
+            <wp:extent cx="5731510" cy="3143250"/>
+            <wp:effectExtent l="0" t="0" r="0" b="6350"/>
+            <wp:docPr id="1158018441" name="Picture 3"/>
             <wp:cNvGraphicFramePr>
               <a:graphicFrameLocks xmlns:a="http://schemas.openxmlformats.org/drawingml/2006/main" noChangeAspect="1"/>
             </wp:cNvGraphicFramePr>
@@ -3333,7 +3388,7 @@
               <a:graphicData uri="http://schemas.openxmlformats.org/drawingml/2006/picture">
                 <pic:pic xmlns:pic="http://schemas.openxmlformats.org/drawingml/2006/picture">
                   <pic:nvPicPr>
-                    <pic:cNvPr id="2107699444" name="Picture 2107699444"/>
+                    <pic:cNvPr id="1158018441" name="Picture 1158018441"/>
                     <pic:cNvPicPr/>
                   </pic:nvPicPr>
                   <pic:blipFill>
@@ -3351,7 +3406,7 @@
                   <pic:spPr>
                     <a:xfrm>
                       <a:off x="0" y="0"/>
-                      <a:ext cx="5731510" cy="3264535"/>
+                      <a:ext cx="5731510" cy="3143250"/>
                     </a:xfrm>
                     <a:prstGeom prst="rect">
                       <a:avLst/>
@@ -3377,10 +3432,299 @@
           <w:lang w:val="en-US"/>
         </w:rPr>
       </w:pPr>
-      <w:r>
-        <w:rPr>
-          <w:lang w:val="en-US"/>
-        </w:rPr>
+    </w:p>
+    <w:p>
+      <w:pPr>
+        <w:rPr>
+          <w:lang w:val="en-US"/>
+        </w:rPr>
+      </w:pPr>
+    </w:p>
+    <w:p>
+      <w:pPr>
+        <w:rPr>
+          <w:b/>
+          <w:bCs/>
+          <w:lang w:val="en-US"/>
+        </w:rPr>
+      </w:pPr>
+      <w:r>
+        <w:rPr>
+          <w:b/>
+          <w:bCs/>
+          <w:lang w:val="en-US"/>
+        </w:rPr>
+        <w:t xml:space="preserve">Customized </w:t>
+      </w:r>
+      <w:r>
+        <w:rPr>
+          <w:b/>
+          <w:bCs/>
+          <w:lang w:val="en-US"/>
+        </w:rPr>
+        <w:t xml:space="preserve">Success </w:t>
+      </w:r>
+      <w:r>
+        <w:rPr>
+          <w:b/>
+          <w:bCs/>
+          <w:lang w:val="en-US"/>
+        </w:rPr>
+        <w:t>Email:</w:t>
+      </w:r>
+    </w:p>
+    <w:p>
+      <w:pPr>
+        <w:rPr>
+          <w:b/>
+          <w:bCs/>
+          <w:lang w:val="en-US"/>
+        </w:rPr>
+      </w:pPr>
+    </w:p>
+    <w:p>
+      <w:pPr>
+        <w:rPr>
+          <w:lang w:val="en-US"/>
+        </w:rPr>
+      </w:pPr>
+      <w:r>
+        <w:rPr>
+          <w:noProof/>
+          <w:lang w:val="en-US"/>
+          <w14:ligatures w14:val="standardContextual"/>
+        </w:rPr>
+        <w:drawing>
+          <wp:inline distT="0" distB="0" distL="0" distR="0" wp14:anchorId="7DEF1504" wp14:editId="4123C1DE">
+            <wp:extent cx="5731510" cy="2731770"/>
+            <wp:effectExtent l="0" t="0" r="0" b="0"/>
+            <wp:docPr id="1920506983" name="Picture 1"/>
+            <wp:cNvGraphicFramePr>
+              <a:graphicFrameLocks xmlns:a="http://schemas.openxmlformats.org/drawingml/2006/main" noChangeAspect="1"/>
+            </wp:cNvGraphicFramePr>
+            <a:graphic xmlns:a="http://schemas.openxmlformats.org/drawingml/2006/main">
+              <a:graphicData uri="http://schemas.openxmlformats.org/drawingml/2006/picture">
+                <pic:pic xmlns:pic="http://schemas.openxmlformats.org/drawingml/2006/picture">
+                  <pic:nvPicPr>
+                    <pic:cNvPr id="1920506983" name="Picture 1920506983"/>
+                    <pic:cNvPicPr/>
+                  </pic:nvPicPr>
+                  <pic:blipFill>
+                    <a:blip r:embed="rId24" cstate="print">
+                      <a:extLst>
+                        <a:ext uri="{28A0092B-C50C-407E-A947-70E740481C1C}">
+                          <a14:useLocalDpi xmlns:a14="http://schemas.microsoft.com/office/drawing/2010/main" val="0"/>
+                        </a:ext>
+                      </a:extLst>
+                    </a:blip>
+                    <a:stretch>
+                      <a:fillRect/>
+                    </a:stretch>
+                  </pic:blipFill>
+                  <pic:spPr>
+                    <a:xfrm>
+                      <a:off x="0" y="0"/>
+                      <a:ext cx="5731510" cy="2731770"/>
+                    </a:xfrm>
+                    <a:prstGeom prst="rect">
+                      <a:avLst/>
+                    </a:prstGeom>
+                  </pic:spPr>
+                </pic:pic>
+              </a:graphicData>
+            </a:graphic>
+          </wp:inline>
+        </w:drawing>
+      </w:r>
+    </w:p>
+    <w:p>
+      <w:pPr>
+        <w:rPr>
+          <w:lang w:val="en-US"/>
+        </w:rPr>
+      </w:pPr>
+    </w:p>
+    <w:p>
+      <w:pPr>
+        <w:rPr>
+          <w:lang w:val="en-US"/>
+        </w:rPr>
+      </w:pPr>
+      <w:r>
+        <w:rPr>
+          <w:noProof/>
+          <w:lang w:val="en-US"/>
+          <w14:ligatures w14:val="standardContextual"/>
+        </w:rPr>
+        <w:lastRenderedPageBreak/>
+        <w:drawing>
+          <wp:inline distT="0" distB="0" distL="0" distR="0" wp14:anchorId="1C9BEC17" wp14:editId="6CA4B9F7">
+            <wp:extent cx="5731510" cy="2748915"/>
+            <wp:effectExtent l="0" t="0" r="0" b="0"/>
+            <wp:docPr id="774463283" name="Picture 2"/>
+            <wp:cNvGraphicFramePr>
+              <a:graphicFrameLocks xmlns:a="http://schemas.openxmlformats.org/drawingml/2006/main" noChangeAspect="1"/>
+            </wp:cNvGraphicFramePr>
+            <a:graphic xmlns:a="http://schemas.openxmlformats.org/drawingml/2006/main">
+              <a:graphicData uri="http://schemas.openxmlformats.org/drawingml/2006/picture">
+                <pic:pic xmlns:pic="http://schemas.openxmlformats.org/drawingml/2006/picture">
+                  <pic:nvPicPr>
+                    <pic:cNvPr id="774463283" name="Picture 774463283"/>
+                    <pic:cNvPicPr/>
+                  </pic:nvPicPr>
+                  <pic:blipFill>
+                    <a:blip r:embed="rId25">
+                      <a:extLst>
+                        <a:ext uri="{28A0092B-C50C-407E-A947-70E740481C1C}">
+                          <a14:useLocalDpi xmlns:a14="http://schemas.microsoft.com/office/drawing/2010/main" val="0"/>
+                        </a:ext>
+                      </a:extLst>
+                    </a:blip>
+                    <a:stretch>
+                      <a:fillRect/>
+                    </a:stretch>
+                  </pic:blipFill>
+                  <pic:spPr>
+                    <a:xfrm>
+                      <a:off x="0" y="0"/>
+                      <a:ext cx="5731510" cy="2748915"/>
+                    </a:xfrm>
+                    <a:prstGeom prst="rect">
+                      <a:avLst/>
+                    </a:prstGeom>
+                  </pic:spPr>
+                </pic:pic>
+              </a:graphicData>
+            </a:graphic>
+          </wp:inline>
+        </w:drawing>
+      </w:r>
+    </w:p>
+    <w:p>
+      <w:pPr>
+        <w:rPr>
+          <w:lang w:val="en-US"/>
+        </w:rPr>
+      </w:pPr>
+    </w:p>
+    <w:p>
+      <w:pPr>
+        <w:rPr>
+          <w:lang w:val="en-US"/>
+        </w:rPr>
+      </w:pPr>
+    </w:p>
+    <w:p>
+      <w:pPr>
+        <w:rPr>
+          <w:b/>
+          <w:bCs/>
+          <w:lang w:val="en-US"/>
+        </w:rPr>
+      </w:pPr>
+      <w:r>
+        <w:rPr>
+          <w:b/>
+          <w:bCs/>
+          <w:lang w:val="en-US"/>
+        </w:rPr>
+        <w:t>Default Success email:</w:t>
+      </w:r>
+    </w:p>
+    <w:p>
+      <w:pPr>
+        <w:rPr>
+          <w:lang w:val="en-US"/>
+        </w:rPr>
+      </w:pPr>
+    </w:p>
+    <w:p>
+      <w:pPr>
+        <w:rPr>
+          <w:lang w:val="en-US"/>
+        </w:rPr>
+      </w:pPr>
+      <w:r>
+        <w:rPr>
+          <w:noProof/>
+          <w:lang w:val="en-US"/>
+          <w14:ligatures w14:val="standardContextual"/>
+        </w:rPr>
+        <w:drawing>
+          <wp:inline distT="0" distB="0" distL="0" distR="0" wp14:anchorId="693CE104" wp14:editId="6606B914">
+            <wp:extent cx="3911600" cy="4724400"/>
+            <wp:effectExtent l="0" t="0" r="0" b="0"/>
+            <wp:docPr id="1612191566" name="Picture 4"/>
+            <wp:cNvGraphicFramePr>
+              <a:graphicFrameLocks xmlns:a="http://schemas.openxmlformats.org/drawingml/2006/main" noChangeAspect="1"/>
+            </wp:cNvGraphicFramePr>
+            <a:graphic xmlns:a="http://schemas.openxmlformats.org/drawingml/2006/main">
+              <a:graphicData uri="http://schemas.openxmlformats.org/drawingml/2006/picture">
+                <pic:pic xmlns:pic="http://schemas.openxmlformats.org/drawingml/2006/picture">
+                  <pic:nvPicPr>
+                    <pic:cNvPr id="1612191566" name="Picture 1612191566"/>
+                    <pic:cNvPicPr/>
+                  </pic:nvPicPr>
+                  <pic:blipFill>
+                    <a:blip r:embed="rId26">
+                      <a:extLst>
+                        <a:ext uri="{28A0092B-C50C-407E-A947-70E740481C1C}">
+                          <a14:useLocalDpi xmlns:a14="http://schemas.microsoft.com/office/drawing/2010/main" val="0"/>
+                        </a:ext>
+                      </a:extLst>
+                    </a:blip>
+                    <a:stretch>
+                      <a:fillRect/>
+                    </a:stretch>
+                  </pic:blipFill>
+                  <pic:spPr>
+                    <a:xfrm>
+                      <a:off x="0" y="0"/>
+                      <a:ext cx="3911600" cy="4724400"/>
+                    </a:xfrm>
+                    <a:prstGeom prst="rect">
+                      <a:avLst/>
+                    </a:prstGeom>
+                  </pic:spPr>
+                </pic:pic>
+              </a:graphicData>
+            </a:graphic>
+          </wp:inline>
+        </w:drawing>
+      </w:r>
+    </w:p>
+    <w:p>
+      <w:pPr>
+        <w:rPr>
+          <w:lang w:val="en-US"/>
+        </w:rPr>
+      </w:pPr>
+    </w:p>
+    <w:p>
+      <w:pPr>
+        <w:rPr>
+          <w:lang w:val="en-US"/>
+        </w:rPr>
+      </w:pPr>
+    </w:p>
+    <w:p>
+      <w:pPr>
+        <w:rPr>
+          <w:lang w:val="en-US"/>
+        </w:rPr>
+      </w:pPr>
+    </w:p>
+    <w:p>
+      <w:pPr>
+        <w:rPr>
+          <w:lang w:val="en-US"/>
+        </w:rPr>
+      </w:pPr>
+      <w:r>
+        <w:rPr>
+          <w:lang w:val="en-US"/>
+        </w:rPr>
+        <w:lastRenderedPageBreak/>
         <w:t xml:space="preserve">        Email notification for failed run:</w:t>
       </w:r>
     </w:p>
@@ -3390,13 +3734,20 @@
           <w:lang w:val="en-US"/>
         </w:rPr>
       </w:pPr>
+    </w:p>
+    <w:p>
+      <w:pPr>
+        <w:rPr>
+          <w:lang w:val="en-US"/>
+        </w:rPr>
+      </w:pPr>
       <w:r>
         <w:rPr>
           <w:noProof/>
           <w:lang w:val="en-US"/>
         </w:rPr>
         <w:drawing>
-          <wp:inline distT="0" distB="0" distL="0" distR="0" wp14:anchorId="1F02C935" wp14:editId="0541A4E1">
+          <wp:inline distT="0" distB="0" distL="0" distR="0" wp14:anchorId="1F02C935" wp14:editId="462629F0">
             <wp:extent cx="5731510" cy="3051810"/>
             <wp:effectExtent l="0" t="0" r="0" b="0"/>
             <wp:docPr id="1751430256" name="Picture 18"/>
@@ -3411,7 +3762,7 @@
                     <pic:cNvPicPr/>
                   </pic:nvPicPr>
                   <pic:blipFill>
-                    <a:blip r:embed="rId24" cstate="print">
+                    <a:blip r:embed="rId27" cstate="print">
                       <a:extLst>
                         <a:ext uri="{28A0092B-C50C-407E-A947-70E740481C1C}">
                           <a14:useLocalDpi xmlns:a14="http://schemas.microsoft.com/office/drawing/2010/main" val="0"/>

--- a/Screenshots Recording and Documentation/Flask-app-Documentation.docx
+++ b/Screenshots Recording and Documentation/Flask-app-Documentation.docx
@@ -3355,20 +3355,6 @@
           <w:lang w:val="en-US"/>
         </w:rPr>
       </w:pPr>
-    </w:p>
-    <w:p>
-      <w:pPr>
-        <w:rPr>
-          <w:lang w:val="en-US"/>
-        </w:rPr>
-      </w:pPr>
-    </w:p>
-    <w:p>
-      <w:pPr>
-        <w:rPr>
-          <w:lang w:val="en-US"/>
-        </w:rPr>
-      </w:pPr>
       <w:r>
         <w:rPr>
           <w:noProof/>
@@ -3377,10 +3363,10 @@
         </w:rPr>
         <w:lastRenderedPageBreak/>
         <w:drawing>
-          <wp:inline distT="0" distB="0" distL="0" distR="0" wp14:anchorId="7B9D08F8" wp14:editId="13D127C9">
-            <wp:extent cx="5731510" cy="3143250"/>
-            <wp:effectExtent l="0" t="0" r="0" b="6350"/>
-            <wp:docPr id="1158018441" name="Picture 3"/>
+          <wp:inline distT="0" distB="0" distL="0" distR="0" wp14:anchorId="0B785B8E" wp14:editId="39A857F7">
+            <wp:extent cx="5731510" cy="2967355"/>
+            <wp:effectExtent l="0" t="0" r="0" b="4445"/>
+            <wp:docPr id="381399800" name="Picture 9"/>
             <wp:cNvGraphicFramePr>
               <a:graphicFrameLocks xmlns:a="http://schemas.openxmlformats.org/drawingml/2006/main" noChangeAspect="1"/>
             </wp:cNvGraphicFramePr>
@@ -3388,7 +3374,7 @@
               <a:graphicData uri="http://schemas.openxmlformats.org/drawingml/2006/picture">
                 <pic:pic xmlns:pic="http://schemas.openxmlformats.org/drawingml/2006/picture">
                   <pic:nvPicPr>
-                    <pic:cNvPr id="1158018441" name="Picture 1158018441"/>
+                    <pic:cNvPr id="381399800" name="Picture 381399800"/>
                     <pic:cNvPicPr/>
                   </pic:nvPicPr>
                   <pic:blipFill>
@@ -3406,7 +3392,7 @@
                   <pic:spPr>
                     <a:xfrm>
                       <a:off x="0" y="0"/>
-                      <a:ext cx="5731510" cy="3143250"/>
+                      <a:ext cx="5731510" cy="2967355"/>
                     </a:xfrm>
                     <a:prstGeom prst="rect">
                       <a:avLst/>
@@ -3418,6 +3404,20 @@
           </wp:inline>
         </w:drawing>
       </w:r>
+    </w:p>
+    <w:p>
+      <w:pPr>
+        <w:rPr>
+          <w:lang w:val="en-US"/>
+        </w:rPr>
+      </w:pPr>
+    </w:p>
+    <w:p>
+      <w:pPr>
+        <w:rPr>
+          <w:lang w:val="en-US"/>
+        </w:rPr>
+      </w:pPr>
     </w:p>
     <w:p>
       <w:pPr>
@@ -3628,7 +3628,23 @@
           <w:bCs/>
           <w:lang w:val="en-US"/>
         </w:rPr>
-        <w:t>Default Success email:</w:t>
+        <w:t>Default email</w:t>
+      </w:r>
+      <w:r>
+        <w:rPr>
+          <w:b/>
+          <w:bCs/>
+          <w:lang w:val="en-US"/>
+        </w:rPr>
+        <w:t xml:space="preserve"> notification for passed run</w:t>
+      </w:r>
+      <w:r>
+        <w:rPr>
+          <w:b/>
+          <w:bCs/>
+          <w:lang w:val="en-US"/>
+        </w:rPr>
+        <w:t>:</w:t>
       </w:r>
     </w:p>
     <w:p>
@@ -3703,54 +3719,46 @@
     <w:p>
       <w:pPr>
         <w:rPr>
-          <w:lang w:val="en-US"/>
-        </w:rPr>
-      </w:pPr>
-    </w:p>
-    <w:p>
-      <w:pPr>
-        <w:rPr>
-          <w:lang w:val="en-US"/>
-        </w:rPr>
-      </w:pPr>
-    </w:p>
-    <w:p>
-      <w:pPr>
-        <w:rPr>
-          <w:lang w:val="en-US"/>
-        </w:rPr>
-      </w:pPr>
-      <w:r>
-        <w:rPr>
-          <w:lang w:val="en-US"/>
+          <w:b/>
+          <w:bCs/>
+          <w:lang w:val="en-US"/>
+        </w:rPr>
+      </w:pPr>
+      <w:r>
+        <w:rPr>
+          <w:b/>
+          <w:bCs/>
+          <w:lang w:val="en-US"/>
+        </w:rPr>
+        <w:t xml:space="preserve">   Customized </w:t>
+      </w:r>
+      <w:r>
+        <w:rPr>
+          <w:b/>
+          <w:bCs/>
+          <w:lang w:val="en-US"/>
+        </w:rPr>
+        <w:t>Email notification for failed run:</w:t>
+      </w:r>
+    </w:p>
+    <w:p>
+      <w:pPr>
+        <w:rPr>
+          <w:lang w:val="en-US"/>
+        </w:rPr>
+      </w:pPr>
+      <w:r>
+        <w:rPr>
+          <w:noProof/>
+          <w:lang w:val="en-US"/>
+          <w14:ligatures w14:val="standardContextual"/>
         </w:rPr>
         <w:lastRenderedPageBreak/>
-        <w:t xml:space="preserve">        Email notification for failed run:</w:t>
-      </w:r>
-    </w:p>
-    <w:p>
-      <w:pPr>
-        <w:rPr>
-          <w:lang w:val="en-US"/>
-        </w:rPr>
-      </w:pPr>
-    </w:p>
-    <w:p>
-      <w:pPr>
-        <w:rPr>
-          <w:lang w:val="en-US"/>
-        </w:rPr>
-      </w:pPr>
-      <w:r>
-        <w:rPr>
-          <w:noProof/>
-          <w:lang w:val="en-US"/>
-        </w:rPr>
         <w:drawing>
-          <wp:inline distT="0" distB="0" distL="0" distR="0" wp14:anchorId="1F02C935" wp14:editId="462629F0">
-            <wp:extent cx="5731510" cy="3051810"/>
+          <wp:inline distT="0" distB="0" distL="0" distR="0" wp14:anchorId="29E46668" wp14:editId="6C01EEED">
+            <wp:extent cx="5731510" cy="2861945"/>
             <wp:effectExtent l="0" t="0" r="0" b="0"/>
-            <wp:docPr id="1751430256" name="Picture 18"/>
+            <wp:docPr id="2039435159" name="Picture 5"/>
             <wp:cNvGraphicFramePr>
               <a:graphicFrameLocks xmlns:a="http://schemas.openxmlformats.org/drawingml/2006/main" noChangeAspect="1"/>
             </wp:cNvGraphicFramePr>
@@ -3758,7 +3766,7 @@
               <a:graphicData uri="http://schemas.openxmlformats.org/drawingml/2006/picture">
                 <pic:pic xmlns:pic="http://schemas.openxmlformats.org/drawingml/2006/picture">
                   <pic:nvPicPr>
-                    <pic:cNvPr id="1751430256" name="Picture 1751430256"/>
+                    <pic:cNvPr id="2039435159" name="Picture 2039435159"/>
                     <pic:cNvPicPr/>
                   </pic:nvPicPr>
                   <pic:blipFill>
@@ -3776,7 +3784,7 @@
                   <pic:spPr>
                     <a:xfrm>
                       <a:off x="0" y="0"/>
-                      <a:ext cx="5731510" cy="3051810"/>
+                      <a:ext cx="5731510" cy="2861945"/>
                     </a:xfrm>
                     <a:prstGeom prst="rect">
                       <a:avLst/>
@@ -3788,6 +3796,293 @@
           </wp:inline>
         </w:drawing>
       </w:r>
+      <w:r>
+        <w:rPr>
+          <w:noProof/>
+          <w:lang w:val="en-US"/>
+          <w14:ligatures w14:val="standardContextual"/>
+        </w:rPr>
+        <w:drawing>
+          <wp:inline distT="0" distB="0" distL="0" distR="0" wp14:anchorId="2217B49F" wp14:editId="241C47F9">
+            <wp:extent cx="5731510" cy="3094355"/>
+            <wp:effectExtent l="0" t="0" r="0" b="4445"/>
+            <wp:docPr id="1601068316" name="Picture 6"/>
+            <wp:cNvGraphicFramePr>
+              <a:graphicFrameLocks xmlns:a="http://schemas.openxmlformats.org/drawingml/2006/main" noChangeAspect="1"/>
+            </wp:cNvGraphicFramePr>
+            <a:graphic xmlns:a="http://schemas.openxmlformats.org/drawingml/2006/main">
+              <a:graphicData uri="http://schemas.openxmlformats.org/drawingml/2006/picture">
+                <pic:pic xmlns:pic="http://schemas.openxmlformats.org/drawingml/2006/picture">
+                  <pic:nvPicPr>
+                    <pic:cNvPr id="1601068316" name="Picture 1601068316"/>
+                    <pic:cNvPicPr/>
+                  </pic:nvPicPr>
+                  <pic:blipFill>
+                    <a:blip r:embed="rId28" cstate="print">
+                      <a:extLst>
+                        <a:ext uri="{28A0092B-C50C-407E-A947-70E740481C1C}">
+                          <a14:useLocalDpi xmlns:a14="http://schemas.microsoft.com/office/drawing/2010/main" val="0"/>
+                        </a:ext>
+                      </a:extLst>
+                    </a:blip>
+                    <a:stretch>
+                      <a:fillRect/>
+                    </a:stretch>
+                  </pic:blipFill>
+                  <pic:spPr>
+                    <a:xfrm>
+                      <a:off x="0" y="0"/>
+                      <a:ext cx="5731510" cy="3094355"/>
+                    </a:xfrm>
+                    <a:prstGeom prst="rect">
+                      <a:avLst/>
+                    </a:prstGeom>
+                  </pic:spPr>
+                </pic:pic>
+              </a:graphicData>
+            </a:graphic>
+          </wp:inline>
+        </w:drawing>
+      </w:r>
+      <w:r>
+        <w:rPr>
+          <w:noProof/>
+          <w:lang w:val="en-US"/>
+          <w14:ligatures w14:val="standardContextual"/>
+        </w:rPr>
+        <w:lastRenderedPageBreak/>
+        <w:drawing>
+          <wp:inline distT="0" distB="0" distL="0" distR="0" wp14:anchorId="11E6A246" wp14:editId="1BA856F2">
+            <wp:extent cx="5731510" cy="3113405"/>
+            <wp:effectExtent l="0" t="0" r="0" b="0"/>
+            <wp:docPr id="642296868" name="Picture 7"/>
+            <wp:cNvGraphicFramePr>
+              <a:graphicFrameLocks xmlns:a="http://schemas.openxmlformats.org/drawingml/2006/main" noChangeAspect="1"/>
+            </wp:cNvGraphicFramePr>
+            <a:graphic xmlns:a="http://schemas.openxmlformats.org/drawingml/2006/main">
+              <a:graphicData uri="http://schemas.openxmlformats.org/drawingml/2006/picture">
+                <pic:pic xmlns:pic="http://schemas.openxmlformats.org/drawingml/2006/picture">
+                  <pic:nvPicPr>
+                    <pic:cNvPr id="642296868" name="Picture 642296868"/>
+                    <pic:cNvPicPr/>
+                  </pic:nvPicPr>
+                  <pic:blipFill>
+                    <a:blip r:embed="rId29" cstate="print">
+                      <a:extLst>
+                        <a:ext uri="{28A0092B-C50C-407E-A947-70E740481C1C}">
+                          <a14:useLocalDpi xmlns:a14="http://schemas.microsoft.com/office/drawing/2010/main" val="0"/>
+                        </a:ext>
+                      </a:extLst>
+                    </a:blip>
+                    <a:stretch>
+                      <a:fillRect/>
+                    </a:stretch>
+                  </pic:blipFill>
+                  <pic:spPr>
+                    <a:xfrm>
+                      <a:off x="0" y="0"/>
+                      <a:ext cx="5731510" cy="3113405"/>
+                    </a:xfrm>
+                    <a:prstGeom prst="rect">
+                      <a:avLst/>
+                    </a:prstGeom>
+                  </pic:spPr>
+                </pic:pic>
+              </a:graphicData>
+            </a:graphic>
+          </wp:inline>
+        </w:drawing>
+      </w:r>
+    </w:p>
+    <w:p>
+      <w:pPr>
+        <w:rPr>
+          <w:lang w:val="en-US"/>
+        </w:rPr>
+      </w:pPr>
+    </w:p>
+    <w:p>
+      <w:pPr>
+        <w:rPr>
+          <w:lang w:val="en-US"/>
+        </w:rPr>
+      </w:pPr>
+    </w:p>
+    <w:p>
+      <w:pPr>
+        <w:rPr>
+          <w:lang w:val="en-US"/>
+        </w:rPr>
+      </w:pPr>
+    </w:p>
+    <w:p>
+      <w:pPr>
+        <w:rPr>
+          <w:b/>
+          <w:bCs/>
+          <w:lang w:val="en-US"/>
+        </w:rPr>
+      </w:pPr>
+      <w:r>
+        <w:rPr>
+          <w:b/>
+          <w:bCs/>
+          <w:lang w:val="en-US"/>
+        </w:rPr>
+        <w:t>Default Email Notification for failed run:</w:t>
+      </w:r>
+    </w:p>
+    <w:p>
+      <w:pPr>
+        <w:rPr>
+          <w:lang w:val="en-US"/>
+        </w:rPr>
+      </w:pPr>
+    </w:p>
+    <w:p>
+      <w:pPr>
+        <w:rPr>
+          <w:lang w:val="en-US"/>
+        </w:rPr>
+      </w:pPr>
+    </w:p>
+    <w:p>
+      <w:pPr>
+        <w:rPr>
+          <w:lang w:val="en-US"/>
+        </w:rPr>
+      </w:pPr>
+      <w:r>
+        <w:rPr>
+          <w:noProof/>
+          <w:lang w:val="en-US"/>
+          <w14:ligatures w14:val="standardContextual"/>
+        </w:rPr>
+        <w:drawing>
+          <wp:inline distT="0" distB="0" distL="0" distR="0" wp14:anchorId="2E595D7F" wp14:editId="6719162D">
+            <wp:extent cx="5731510" cy="2990215"/>
+            <wp:effectExtent l="0" t="0" r="0" b="0"/>
+            <wp:docPr id="1690564480" name="Picture 8"/>
+            <wp:cNvGraphicFramePr>
+              <a:graphicFrameLocks xmlns:a="http://schemas.openxmlformats.org/drawingml/2006/main" noChangeAspect="1"/>
+            </wp:cNvGraphicFramePr>
+            <a:graphic xmlns:a="http://schemas.openxmlformats.org/drawingml/2006/main">
+              <a:graphicData uri="http://schemas.openxmlformats.org/drawingml/2006/picture">
+                <pic:pic xmlns:pic="http://schemas.openxmlformats.org/drawingml/2006/picture">
+                  <pic:nvPicPr>
+                    <pic:cNvPr id="1690564480" name="Picture 1690564480"/>
+                    <pic:cNvPicPr/>
+                  </pic:nvPicPr>
+                  <pic:blipFill>
+                    <a:blip r:embed="rId30">
+                      <a:extLst>
+                        <a:ext uri="{28A0092B-C50C-407E-A947-70E740481C1C}">
+                          <a14:useLocalDpi xmlns:a14="http://schemas.microsoft.com/office/drawing/2010/main" val="0"/>
+                        </a:ext>
+                      </a:extLst>
+                    </a:blip>
+                    <a:stretch>
+                      <a:fillRect/>
+                    </a:stretch>
+                  </pic:blipFill>
+                  <pic:spPr>
+                    <a:xfrm>
+                      <a:off x="0" y="0"/>
+                      <a:ext cx="5731510" cy="2990215"/>
+                    </a:xfrm>
+                    <a:prstGeom prst="rect">
+                      <a:avLst/>
+                    </a:prstGeom>
+                  </pic:spPr>
+                </pic:pic>
+              </a:graphicData>
+            </a:graphic>
+          </wp:inline>
+        </w:drawing>
+      </w:r>
+    </w:p>
+    <w:p>
+      <w:pPr>
+        <w:rPr>
+          <w:lang w:val="en-US"/>
+        </w:rPr>
+      </w:pPr>
+    </w:p>
+    <w:p>
+      <w:pPr>
+        <w:rPr>
+          <w:lang w:val="en-US"/>
+        </w:rPr>
+      </w:pPr>
+      <w:r>
+        <w:rPr>
+          <w:lang w:val="en-US"/>
+        </w:rPr>
+        <w:t>GitHub Actions Screen Shot for Failed Run:</w:t>
+      </w:r>
+    </w:p>
+    <w:p>
+      <w:pPr>
+        <w:rPr>
+          <w:lang w:val="en-US"/>
+        </w:rPr>
+      </w:pPr>
+      <w:r>
+        <w:rPr>
+          <w:noProof/>
+          <w:lang w:val="en-US"/>
+          <w14:ligatures w14:val="standardContextual"/>
+        </w:rPr>
+        <w:lastRenderedPageBreak/>
+        <w:drawing>
+          <wp:inline distT="0" distB="0" distL="0" distR="0" wp14:anchorId="03164F89" wp14:editId="43925552">
+            <wp:extent cx="5731510" cy="2957195"/>
+            <wp:effectExtent l="0" t="0" r="0" b="1905"/>
+            <wp:docPr id="1450904775" name="Picture 10"/>
+            <wp:cNvGraphicFramePr>
+              <a:graphicFrameLocks xmlns:a="http://schemas.openxmlformats.org/drawingml/2006/main" noChangeAspect="1"/>
+            </wp:cNvGraphicFramePr>
+            <a:graphic xmlns:a="http://schemas.openxmlformats.org/drawingml/2006/main">
+              <a:graphicData uri="http://schemas.openxmlformats.org/drawingml/2006/picture">
+                <pic:pic xmlns:pic="http://schemas.openxmlformats.org/drawingml/2006/picture">
+                  <pic:nvPicPr>
+                    <pic:cNvPr id="1450904775" name="Picture 1450904775"/>
+                    <pic:cNvPicPr/>
+                  </pic:nvPicPr>
+                  <pic:blipFill>
+                    <a:blip r:embed="rId31" cstate="print">
+                      <a:extLst>
+                        <a:ext uri="{28A0092B-C50C-407E-A947-70E740481C1C}">
+                          <a14:useLocalDpi xmlns:a14="http://schemas.microsoft.com/office/drawing/2010/main" val="0"/>
+                        </a:ext>
+                      </a:extLst>
+                    </a:blip>
+                    <a:stretch>
+                      <a:fillRect/>
+                    </a:stretch>
+                  </pic:blipFill>
+                  <pic:spPr>
+                    <a:xfrm>
+                      <a:off x="0" y="0"/>
+                      <a:ext cx="5731510" cy="2957195"/>
+                    </a:xfrm>
+                    <a:prstGeom prst="rect">
+                      <a:avLst/>
+                    </a:prstGeom>
+                  </pic:spPr>
+                </pic:pic>
+              </a:graphicData>
+            </a:graphic>
+          </wp:inline>
+        </w:drawing>
+      </w:r>
+    </w:p>
+    <w:p>
+      <w:pPr>
+        <w:rPr>
+          <w:lang w:val="en-US"/>
+        </w:rPr>
+      </w:pPr>
     </w:p>
     <w:p>
       <w:pPr>

--- a/Screenshots Recording and Documentation/Flask-app-Documentation.docx
+++ b/Screenshots Recording and Documentation/Flask-app-Documentation.docx
@@ -3719,6 +3719,13 @@
     <w:p>
       <w:pPr>
         <w:rPr>
+          <w:lang w:val="en-US"/>
+        </w:rPr>
+      </w:pPr>
+    </w:p>
+    <w:p>
+      <w:pPr>
+        <w:rPr>
           <w:b/>
           <w:bCs/>
           <w:lang w:val="en-US"/>
@@ -3730,7 +3737,7 @@
           <w:bCs/>
           <w:lang w:val="en-US"/>
         </w:rPr>
-        <w:t xml:space="preserve">   Customized </w:t>
+        <w:t xml:space="preserve">Customized </w:t>
       </w:r>
       <w:r>
         <w:rPr>

--- a/Screenshots Recording and Documentation/Flask-app-Documentation.docx
+++ b/Screenshots Recording and Documentation/Flask-app-Documentation.docx
@@ -3667,10 +3667,10 @@
           <w14:ligatures w14:val="standardContextual"/>
         </w:rPr>
         <w:drawing>
-          <wp:inline distT="0" distB="0" distL="0" distR="0" wp14:anchorId="693CE104" wp14:editId="6606B914">
-            <wp:extent cx="3911600" cy="4724400"/>
-            <wp:effectExtent l="0" t="0" r="0" b="0"/>
-            <wp:docPr id="1612191566" name="Picture 4"/>
+          <wp:inline distT="0" distB="0" distL="0" distR="0" wp14:anchorId="24CC78A6" wp14:editId="741EA132">
+            <wp:extent cx="5731510" cy="4175760"/>
+            <wp:effectExtent l="0" t="0" r="0" b="2540"/>
+            <wp:docPr id="482812384" name="Picture 12"/>
             <wp:cNvGraphicFramePr>
               <a:graphicFrameLocks xmlns:a="http://schemas.openxmlformats.org/drawingml/2006/main" noChangeAspect="1"/>
             </wp:cNvGraphicFramePr>
@@ -3678,7 +3678,7 @@
               <a:graphicData uri="http://schemas.openxmlformats.org/drawingml/2006/picture">
                 <pic:pic xmlns:pic="http://schemas.openxmlformats.org/drawingml/2006/picture">
                   <pic:nvPicPr>
-                    <pic:cNvPr id="1612191566" name="Picture 1612191566"/>
+                    <pic:cNvPr id="482812384" name="Picture 482812384"/>
                     <pic:cNvPicPr/>
                   </pic:nvPicPr>
                   <pic:blipFill>
@@ -3696,7 +3696,7 @@
                   <pic:spPr>
                     <a:xfrm>
                       <a:off x="0" y="0"/>
-                      <a:ext cx="3911600" cy="4724400"/>
+                      <a:ext cx="5731510" cy="4175760"/>
                     </a:xfrm>
                     <a:prstGeom prst="rect">
                       <a:avLst/>
